--- a/www/content/abdomen-pelvis/Portal system.docx
+++ b/www/content/abdomen-pelvis/Portal system.docx
@@ -32,10 +32,66 @@
           <w:bCs/>
         </w:rPr>
       </w:pPr>
-    </w:p>
-    <w:p>
-      <w:pPr>
-        <w:pStyle w:val="Heading2"/>
+      <w:r>
+        <w:rPr>
+          <w:b/>
+          <w:bCs/>
+          <w:noProof/>
+        </w:rPr>
+        <w:drawing>
+          <wp:inline distT="0" distB="0" distL="0" distR="0" wp14:anchorId="013118B4" wp14:editId="53EA14BB">
+            <wp:extent cx="5731510" cy="1480185"/>
+            <wp:effectExtent l="0" t="0" r="2540" b="5715"/>
+            <wp:docPr id="715763033" name="Picture 1" descr="A yellow and black text with words&#10;&#10;AI-generated content may be incorrect."/>
+            <wp:cNvGraphicFramePr>
+              <a:graphicFrameLocks xmlns:a="http://schemas.openxmlformats.org/drawingml/2006/main" noChangeAspect="1"/>
+            </wp:cNvGraphicFramePr>
+            <a:graphic xmlns:a="http://schemas.openxmlformats.org/drawingml/2006/main">
+              <a:graphicData uri="http://schemas.openxmlformats.org/drawingml/2006/picture">
+                <pic:pic xmlns:pic="http://schemas.openxmlformats.org/drawingml/2006/picture">
+                  <pic:nvPicPr>
+                    <pic:cNvPr id="715763033" name="Picture 1" descr="A yellow and black text with words&#10;&#10;AI-generated content may be incorrect."/>
+                    <pic:cNvPicPr/>
+                  </pic:nvPicPr>
+                  <pic:blipFill>
+                    <a:blip r:embed="rId5"/>
+                    <a:stretch>
+                      <a:fillRect/>
+                    </a:stretch>
+                  </pic:blipFill>
+                  <pic:spPr>
+                    <a:xfrm>
+                      <a:off x="0" y="0"/>
+                      <a:ext cx="5731510" cy="1480185"/>
+                    </a:xfrm>
+                    <a:prstGeom prst="rect">
+                      <a:avLst/>
+                    </a:prstGeom>
+                  </pic:spPr>
+                </pic:pic>
+              </a:graphicData>
+            </a:graphic>
+          </wp:inline>
+        </w:drawing>
+      </w:r>
+    </w:p>
+    <w:p>
+      <w:r>
+        <w:t>[SVG]</w:t>
+      </w:r>
+      <w:r>
+        <w:t>portal vein formation.</w:t>
+      </w:r>
+      <w:r>
+        <w:t>svg</w:t>
+      </w:r>
+      <w:r>
+        <w:t>[/SVG]</w:t>
+      </w:r>
+    </w:p>
+    <w:p>
+      <w:pPr>
+        <w:pStyle w:val="Heading1"/>
       </w:pPr>
       <w:r>
         <w:t>The portal vein</w:t>
@@ -93,15 +149,7 @@
         </w:numPr>
       </w:pPr>
       <w:r>
-        <w:t xml:space="preserve">Tributaries may contain </w:t>
-      </w:r>
-      <w:proofErr w:type="spellStart"/>
-      <w:r>
-        <w:t>upto</w:t>
-      </w:r>
-      <w:proofErr w:type="spellEnd"/>
-      <w:r>
-        <w:t xml:space="preserve"> 1/3rd of entire circulatory volume</w:t>
+        <w:t>Tributaries may contain upto 1/3rd of entire circulatory volume</w:t>
       </w:r>
     </w:p>
     <w:p>
@@ -135,6 +183,14 @@
       </w:r>
     </w:p>
     <w:p>
+      <w:r>
+        <w:t>[YOUTUBE]</w:t>
+      </w:r>
+      <w:r>
+        <w:t>https://www.youtube.com/watch?v=Ny7NghFuMS0</w:t>
+      </w:r>
+    </w:p>
+    <w:p>
       <w:pPr>
         <w:pStyle w:val="Heading2"/>
       </w:pPr>
@@ -172,15 +228,7 @@
         </w:numPr>
       </w:pPr>
       <w:r>
-        <w:t xml:space="preserve">In free margin of lesser </w:t>
-      </w:r>
-      <w:proofErr w:type="spellStart"/>
-      <w:r>
-        <w:t>omentum</w:t>
-      </w:r>
-      <w:proofErr w:type="spellEnd"/>
-      <w:r>
-        <w:t xml:space="preserve"> (gastroduodenal ligament)</w:t>
+        <w:t>In free margin of lesser omentum (gastroduodenal ligament)</w:t>
       </w:r>
     </w:p>
     <w:p>
@@ -210,6 +258,7 @@
         <w:pStyle w:val="Heading2"/>
       </w:pPr>
       <w:r>
+        <w:lastRenderedPageBreak/>
         <w:t>Parts and relations</w:t>
       </w:r>
     </w:p>
@@ -220,21 +269,49 @@
           <w:numId w:val="4"/>
         </w:numPr>
       </w:pPr>
-      <w:proofErr w:type="spellStart"/>
       <w:r>
         <w:rPr>
           <w:b/>
           <w:bCs/>
         </w:rPr>
-        <w:t>Infraduodenal</w:t>
-      </w:r>
-      <w:proofErr w:type="spellEnd"/>
+        <w:t>Infraduodenal part – below D1</w:t>
+      </w:r>
+    </w:p>
+    <w:p>
+      <w:pPr>
+        <w:numPr>
+          <w:ilvl w:val="1"/>
+          <w:numId w:val="4"/>
+        </w:numPr>
+      </w:pPr>
+      <w:r>
+        <w:t>Anterior – neck of pancreas</w:t>
+      </w:r>
+    </w:p>
+    <w:p>
+      <w:pPr>
+        <w:numPr>
+          <w:ilvl w:val="1"/>
+          <w:numId w:val="4"/>
+        </w:numPr>
+      </w:pPr>
+      <w:r>
+        <w:t>Posterior – IVC</w:t>
+      </w:r>
+    </w:p>
+    <w:p>
+      <w:pPr>
+        <w:numPr>
+          <w:ilvl w:val="0"/>
+          <w:numId w:val="4"/>
+        </w:numPr>
+      </w:pPr>
       <w:r>
         <w:rPr>
           <w:b/>
           <w:bCs/>
         </w:rPr>
-        <w:t xml:space="preserve"> part – below D1</w:t>
+        <w:t>Duodenal part  - behind D1</w:t>
       </w:r>
     </w:p>
     <w:p>
@@ -245,7 +322,7 @@
         </w:numPr>
       </w:pPr>
       <w:r>
-        <w:t>Anterior – neck of pancreas</w:t>
+        <w:t>Anterior – D1, Bile duct and Gastroduodenal artery</w:t>
       </w:r>
     </w:p>
     <w:p>
@@ -271,23 +348,7 @@
           <w:b/>
           <w:bCs/>
         </w:rPr>
-        <w:t xml:space="preserve">Duodenal </w:t>
-      </w:r>
-      <w:proofErr w:type="gramStart"/>
-      <w:r>
-        <w:rPr>
-          <w:b/>
-          <w:bCs/>
-        </w:rPr>
-        <w:t>part  -</w:t>
-      </w:r>
-      <w:proofErr w:type="gramEnd"/>
-      <w:r>
-        <w:rPr>
-          <w:b/>
-          <w:bCs/>
-        </w:rPr>
-        <w:t xml:space="preserve"> behind D1</w:t>
+        <w:t>Supraduodenal part – above D1</w:t>
       </w:r>
     </w:p>
     <w:p>
@@ -298,53 +359,6 @@
         </w:numPr>
       </w:pPr>
       <w:r>
-        <w:t>Anterior – D1, Bile duct and Gastroduodenal artery</w:t>
-      </w:r>
-    </w:p>
-    <w:p>
-      <w:pPr>
-        <w:numPr>
-          <w:ilvl w:val="1"/>
-          <w:numId w:val="4"/>
-        </w:numPr>
-      </w:pPr>
-      <w:r>
-        <w:t>Posterior – IVC</w:t>
-      </w:r>
-    </w:p>
-    <w:p>
-      <w:pPr>
-        <w:numPr>
-          <w:ilvl w:val="0"/>
-          <w:numId w:val="4"/>
-        </w:numPr>
-      </w:pPr>
-      <w:proofErr w:type="spellStart"/>
-      <w:r>
-        <w:rPr>
-          <w:b/>
-          <w:bCs/>
-        </w:rPr>
-        <w:t>Supraduodenal</w:t>
-      </w:r>
-      <w:proofErr w:type="spellEnd"/>
-      <w:r>
-        <w:rPr>
-          <w:b/>
-          <w:bCs/>
-        </w:rPr>
-        <w:t xml:space="preserve"> part – above D1</w:t>
-      </w:r>
-    </w:p>
-    <w:p>
-      <w:pPr>
-        <w:numPr>
-          <w:ilvl w:val="1"/>
-          <w:numId w:val="4"/>
-        </w:numPr>
-      </w:pPr>
-      <w:r>
-        <w:lastRenderedPageBreak/>
         <w:t>Anterior – hepatic artery and bile duct</w:t>
       </w:r>
     </w:p>
@@ -468,6 +482,106 @@
         <w:t>Paraumbilical veins</w:t>
       </w:r>
     </w:p>
+    <w:p/>
+    <w:p>
+      <w:r>
+        <w:t>___MCQ_START___</w:t>
+      </w:r>
+    </w:p>
+    <w:p>
+      <w:r>
+        <w:t>The portal vein is formed by the union of:</w:t>
+      </w:r>
+    </w:p>
+    <w:p>
+      <w:r>
+        <w:t>A. Inferior mesenteric vein and splenic vein</w:t>
+      </w:r>
+      <w:r>
+        <w:br/>
+        <w:t>B. Superior mesenteric vein and splenic vein</w:t>
+      </w:r>
+      <w:r>
+        <w:t>[CORRECT]</w:t>
+      </w:r>
+      <w:r>
+        <w:br/>
+        <w:t>C. Superior mesenteric vein and inferior vena cava</w:t>
+      </w:r>
+      <w:r>
+        <w:br/>
+        <w:t>D. Splenic vein and left gastric vein</w:t>
+      </w:r>
+    </w:p>
+    <w:p>
+      <w:r>
+        <w:t>____</w:t>
+      </w:r>
+    </w:p>
+    <w:p>
+      <w:r>
+        <w:t>Which of the following structures lies anterior to the supraduodenal part of the portal vein?</w:t>
+      </w:r>
+    </w:p>
+    <w:p>
+      <w:r>
+        <w:lastRenderedPageBreak/>
+        <w:t>A. Inferior vena cava</w:t>
+      </w:r>
+      <w:r>
+        <w:br/>
+        <w:t>B. Neck of pancreas</w:t>
+      </w:r>
+      <w:r>
+        <w:br/>
+        <w:t>C. Hepatic artery and bile duct</w:t>
+      </w:r>
+      <w:r>
+        <w:t>[CORRECT]</w:t>
+      </w:r>
+      <w:r>
+        <w:br/>
+        <w:t>D. First part of duodenum only</w:t>
+      </w:r>
+    </w:p>
+    <w:p>
+      <w:r>
+        <w:t>___</w:t>
+      </w:r>
+    </w:p>
+    <w:p>
+      <w:r>
+        <w:t>The right gastric vein is surgically significant because it receives:</w:t>
+      </w:r>
+    </w:p>
+    <w:p>
+      <w:r>
+        <w:t>A. Cystic vein</w:t>
+      </w:r>
+      <w:r>
+        <w:br/>
+        <w:t>B. Left gastric vein</w:t>
+      </w:r>
+      <w:r>
+        <w:br/>
+        <w:t>C. Superior pancreaticoduodenal vein</w:t>
+      </w:r>
+      <w:r>
+        <w:br/>
+        <w:t>D. Prepyloric vein of Mayo</w:t>
+      </w:r>
+      <w:r>
+        <w:t>[CORRECT]</w:t>
+      </w:r>
+    </w:p>
+    <w:p>
+      <w:r>
+        <w:t>___MCQ_END___</w:t>
+      </w:r>
+    </w:p>
+    <w:p/>
+    <w:p/>
+    <w:p/>
     <w:p/>
     <w:p/>
     <w:sectPr>
@@ -1847,6 +1961,7 @@
   <w:style w:type="character" w:default="1" w:styleId="DefaultParagraphFont">
     <w:name w:val="Default Paragraph Font"/>
     <w:uiPriority w:val="1"/>
+    <w:semiHidden/>
     <w:unhideWhenUsed/>
   </w:style>
   <w:style w:type="table" w:default="1" w:styleId="TableNormal">

--- a/www/content/abdomen-pelvis/Portal system.docx
+++ b/www/content/abdomen-pelvis/Portal system.docx
@@ -80,11 +80,16 @@
         <w:t>[SVG]</w:t>
       </w:r>
       <w:r>
-        <w:t>portal vein formation.</w:t>
+        <w:t xml:space="preserve">portal vein </w:t>
+      </w:r>
+      <w:proofErr w:type="spellStart"/>
+      <w:r>
+        <w:t>formation.</w:t>
       </w:r>
       <w:r>
         <w:t>svg</w:t>
       </w:r>
+      <w:proofErr w:type="spellEnd"/>
       <w:r>
         <w:t>[/SVG]</w:t>
       </w:r>
@@ -149,7 +154,13 @@
         </w:numPr>
       </w:pPr>
       <w:r>
-        <w:t>Tributaries may contain upto 1/3rd of entire circulatory volume</w:t>
+        <w:t>Tributaries may contain up</w:t>
+      </w:r>
+      <w:r>
+        <w:t xml:space="preserve"> </w:t>
+      </w:r>
+      <w:r>
+        <w:t>to 1/3rd of entire circulatory volume</w:t>
       </w:r>
     </w:p>
     <w:p>
@@ -269,49 +280,21 @@
           <w:numId w:val="4"/>
         </w:numPr>
       </w:pPr>
+      <w:proofErr w:type="spellStart"/>
       <w:r>
         <w:rPr>
           <w:b/>
           <w:bCs/>
         </w:rPr>
-        <w:t>Infraduodenal part – below D1</w:t>
-      </w:r>
-    </w:p>
-    <w:p>
-      <w:pPr>
-        <w:numPr>
-          <w:ilvl w:val="1"/>
-          <w:numId w:val="4"/>
-        </w:numPr>
-      </w:pPr>
-      <w:r>
-        <w:t>Anterior – neck of pancreas</w:t>
-      </w:r>
-    </w:p>
-    <w:p>
-      <w:pPr>
-        <w:numPr>
-          <w:ilvl w:val="1"/>
-          <w:numId w:val="4"/>
-        </w:numPr>
-      </w:pPr>
-      <w:r>
-        <w:t>Posterior – IVC</w:t>
-      </w:r>
-    </w:p>
-    <w:p>
-      <w:pPr>
-        <w:numPr>
-          <w:ilvl w:val="0"/>
-          <w:numId w:val="4"/>
-        </w:numPr>
-      </w:pPr>
+        <w:t>Infraduodenal</w:t>
+      </w:r>
+      <w:proofErr w:type="spellEnd"/>
       <w:r>
         <w:rPr>
           <w:b/>
           <w:bCs/>
         </w:rPr>
-        <w:t>Duodenal part  - behind D1</w:t>
+        <w:t xml:space="preserve"> part – below D1</w:t>
       </w:r>
     </w:p>
     <w:p>
@@ -322,7 +305,7 @@
         </w:numPr>
       </w:pPr>
       <w:r>
-        <w:t>Anterior – D1, Bile duct and Gastroduodenal artery</w:t>
+        <w:t>Anterior – neck of pancreas</w:t>
       </w:r>
     </w:p>
     <w:p>
@@ -348,7 +331,69 @@
           <w:b/>
           <w:bCs/>
         </w:rPr>
-        <w:t>Supraduodenal part – above D1</w:t>
+        <w:t xml:space="preserve">Duodenal </w:t>
+      </w:r>
+      <w:proofErr w:type="gramStart"/>
+      <w:r>
+        <w:rPr>
+          <w:b/>
+          <w:bCs/>
+        </w:rPr>
+        <w:t>part  -</w:t>
+      </w:r>
+      <w:proofErr w:type="gramEnd"/>
+      <w:r>
+        <w:rPr>
+          <w:b/>
+          <w:bCs/>
+        </w:rPr>
+        <w:t xml:space="preserve"> behind D1</w:t>
+      </w:r>
+    </w:p>
+    <w:p>
+      <w:pPr>
+        <w:numPr>
+          <w:ilvl w:val="1"/>
+          <w:numId w:val="4"/>
+        </w:numPr>
+      </w:pPr>
+      <w:r>
+        <w:t>Anterior – D1, Bile duct and Gastroduodenal artery</w:t>
+      </w:r>
+    </w:p>
+    <w:p>
+      <w:pPr>
+        <w:numPr>
+          <w:ilvl w:val="1"/>
+          <w:numId w:val="4"/>
+        </w:numPr>
+      </w:pPr>
+      <w:r>
+        <w:t>Posterior – IVC</w:t>
+      </w:r>
+    </w:p>
+    <w:p>
+      <w:pPr>
+        <w:numPr>
+          <w:ilvl w:val="0"/>
+          <w:numId w:val="4"/>
+        </w:numPr>
+      </w:pPr>
+      <w:proofErr w:type="spellStart"/>
+      <w:r>
+        <w:rPr>
+          <w:b/>
+          <w:bCs/>
+        </w:rPr>
+        <w:t>Supraduodenal</w:t>
+      </w:r>
+      <w:proofErr w:type="spellEnd"/>
+      <w:r>
+        <w:rPr>
+          <w:b/>
+          <w:bCs/>
+        </w:rPr>
+        <w:t xml:space="preserve"> part – above D1</w:t>
       </w:r>
     </w:p>
     <w:p>
@@ -499,10 +544,18 @@
       </w:r>
       <w:r>
         <w:br/>
-        <w:t>B. Superior mesenteric vein and splenic vein</w:t>
-      </w:r>
-      <w:r>
-        <w:t>[CORRECT]</w:t>
+        <w:t xml:space="preserve">B. Superior mesenteric vein and splenic </w:t>
+      </w:r>
+      <w:proofErr w:type="gramStart"/>
+      <w:r>
+        <w:t>vein</w:t>
+      </w:r>
+      <w:r>
+        <w:t>[</w:t>
+      </w:r>
+      <w:proofErr w:type="gramEnd"/>
+      <w:r>
+        <w:t>CORRECT]</w:t>
       </w:r>
       <w:r>
         <w:br/>
@@ -520,7 +573,15 @@
     </w:p>
     <w:p>
       <w:r>
-        <w:t>Which of the following structures lies anterior to the supraduodenal part of the portal vein?</w:t>
+        <w:t xml:space="preserve">Which of the following structures lies anterior to the </w:t>
+      </w:r>
+      <w:proofErr w:type="spellStart"/>
+      <w:r>
+        <w:t>supraduodenal</w:t>
+      </w:r>
+      <w:proofErr w:type="spellEnd"/>
+      <w:r>
+        <w:t xml:space="preserve"> part of the portal vein?</w:t>
       </w:r>
     </w:p>
     <w:p>
@@ -534,10 +595,18 @@
       </w:r>
       <w:r>
         <w:br/>
-        <w:t>C. Hepatic artery and bile duct</w:t>
-      </w:r>
-      <w:r>
-        <w:t>[CORRECT]</w:t>
+        <w:t xml:space="preserve">C. Hepatic artery and bile </w:t>
+      </w:r>
+      <w:proofErr w:type="gramStart"/>
+      <w:r>
+        <w:t>duct</w:t>
+      </w:r>
+      <w:r>
+        <w:t>[</w:t>
+      </w:r>
+      <w:proofErr w:type="gramEnd"/>
+      <w:r>
+        <w:t>CORRECT]</w:t>
       </w:r>
       <w:r>
         <w:br/>
@@ -568,10 +637,18 @@
       </w:r>
       <w:r>
         <w:br/>
-        <w:t>D. Prepyloric vein of Mayo</w:t>
-      </w:r>
-      <w:r>
-        <w:t>[CORRECT]</w:t>
+        <w:t xml:space="preserve">D. Prepyloric vein of </w:t>
+      </w:r>
+      <w:proofErr w:type="gramStart"/>
+      <w:r>
+        <w:t>Mayo</w:t>
+      </w:r>
+      <w:r>
+        <w:t>[</w:t>
+      </w:r>
+      <w:proofErr w:type="gramEnd"/>
+      <w:r>
+        <w:t>CORRECT]</w:t>
       </w:r>
     </w:p>
     <w:p>
